--- a/course_development/domains/active_inference_organizations/02_collective_intelligence/02_agents/output/lab-protocols/02_agents-lab.docx
+++ b/course_development/domains/active_inference_organizations/02_collective_intelligence/02_agents/output/lab-protocols/02_agents-lab.docx
@@ -4,32 +4,52 @@
   <w:body>
     <w:p>
       <w:r>
-        <w:t>Lab: Exploring Agents</w:t>
+        <w:t>Lab: Collective Intelligence Assessment</w:t>
       </w:r>
     </w:p>
     <w:p>
       <w:r>
-        <w:t>Objective</w:t>
+        <w:t>Objectives</w:t>
       </w:r>
     </w:p>
     <w:p>
       <w:r>
-        <w:t>Design and simulate a simple agent that demonstrates the principles of Agents .</w:t>
+        <w:t>Learning Goal: Diagnose your team's collective intelligence and design improvements.</w:t>
       </w:r>
     </w:p>
     <w:p>
       <w:r>
-        <w:t>Prerequisites</w:t>
+        <w:t>Part 1: Collective Intelligence Factors (15 min)</w:t>
       </w:r>
     </w:p>
     <w:p>
       <w:r>
-        <w:t>Basic understanding of Python or a relevant simulation tool.  Familiarity with the formal definition of Agents.   Steps</w:t>
+        <w:t>Rate your team on the Woolley factors:</w:t>
       </w:r>
     </w:p>
     <w:p>
       <w:r>
-        <w:t>Define the Environment : Create a simple grid world or state space relevant to Organizations.  Define the Agent : Specify the agent's generative model, focusing on Agents.  Simulation : Run the agent for 100 timesteps.  Perturbation : Introduce a specific challenge to Agents (e.g., increased noise, occlusion).  Analysis : Plot the Free Energy over time. Does the agent successfully adapt?   Discussion Requirements</w:t>
+        <w:t>Factor  Score (1-5)  Evidence  Improvement      Social sensitivity       Equal participation       Cognitive diversity       Communication quality       Overall CI score        Write your response here   Part 2: Distributed Cognition Map (10 min)</w:t>
+      </w:r>
+    </w:p>
+    <w:p>
+      <w:r>
+        <w:t>Knowledge Domain  Who Holds It  Documented?  Redundancy (backup person?)        Y/N                  Write your response here   Part 3: Pathology Check (10 min)</w:t>
+      </w:r>
+    </w:p>
+    <w:p>
+      <w:r>
+        <w:t>Pathology  Present? (Y/N)  Evidence  Severity      Social loafing       Groupthink       Knowledge hiding       Status hierarchy effects       Coordination loss        Write your response here   Part 4: Intervention Design (15 min)</w:t>
+      </w:r>
+    </w:p>
+    <w:p>
+      <w:r>
+        <w:t>Design one intervention for your team's most significant CI weakness:</w:t>
+      </w:r>
+    </w:p>
+    <w:p>
+      <w:r>
+        <w:t>Element  Design      Target weakness     Intervention     Expected outcome     How to measure impact     Timeline      Write your response here   Summary</w:t>
       </w:r>
     </w:p>
     <w:sectPr>
